--- a/LR2b.docx
+++ b/LR2b.docx
@@ -3039,6 +3039,7 @@
           <w:b/>
           <w:bCs/>
           <w:iCs/>
+          <w:noProof/>
         </w:rPr>
         <w:drawing>
           <wp:inline distT="0" distB="0" distL="0" distR="0" wp14:anchorId="261CD612" wp14:editId="6F11CDD4">
@@ -3091,6 +3092,7 @@
           <w:b/>
           <w:bCs/>
           <w:iCs/>
+          <w:noProof/>
         </w:rPr>
         <w:lastRenderedPageBreak/>
         <w:drawing>
@@ -3221,7 +3223,6 @@
         <w:rPr>
           <w:b/>
           <w:bCs/>
-          <w:lang w:val="en-US"/>
         </w:rPr>
       </w:pPr>
       <w:r>
@@ -3250,7 +3251,6 @@
         <w:rPr>
           <w:b/>
           <w:bCs/>
-          <w:lang w:val="en-US"/>
         </w:rPr>
       </w:pPr>
     </w:p>
@@ -4113,7 +4113,7 @@
         <w:trPr>
           <w:gridAfter w:val="1"/>
           <w:wAfter w:w="222" w:type="dxa"/>
-          <w:trHeight w:val="408"/>
+          <w:trHeight w:val="507"/>
         </w:trPr>
         <w:tc>
           <w:tcPr>
@@ -9921,7 +9921,6 @@
           <w:b/>
           <w:bCs/>
         </w:rPr>
-        <w:lastRenderedPageBreak/>
         <w:t>Метрики граничных значений:</w:t>
       </w:r>
     </w:p>
@@ -10079,13 +10078,7 @@
               <w:rPr>
                 <w:rFonts w:ascii="Cambria Math" w:hAnsi="Cambria Math"/>
               </w:rPr>
-              <m:t>45</m:t>
-            </m:r>
-            <m:r>
-              <w:rPr>
-                <w:rFonts w:ascii="Cambria Math" w:hAnsi="Cambria Math"/>
-              </w:rPr>
-              <m:t>-1</m:t>
+              <m:t>45-1</m:t>
             </m:r>
           </m:num>
           <m:den>
@@ -10139,7 +10132,7 @@
           <w:rPr>
             <w:rFonts w:ascii="Cambria Math" w:hAnsi="Cambria Math"/>
           </w:rPr>
-          <m:t>473</m:t>
+          <m:t>527</m:t>
         </m:r>
       </m:oMath>
       <w:r>

--- a/LR2b.docx
+++ b/LR2b.docx
@@ -2860,51 +2860,6 @@
           <w:lang w:eastAsia="en-US"/>
         </w:rPr>
         <w:t xml:space="preserve"> "отрицательное";</w:t>
-      </w:r>
-    </w:p>
-    <w:p>
-      <w:pPr>
-        <w:rPr>
-          <w:rFonts w:ascii="Consolas" w:eastAsiaTheme="minorHAnsi" w:hAnsi="Consolas" w:cs="Consolas"/>
-          <w:color w:val="000000" w:themeColor="text1"/>
-          <w:sz w:val="20"/>
-          <w:szCs w:val="20"/>
-          <w:lang w:val="en-US" w:eastAsia="en-US"/>
-        </w:rPr>
-      </w:pPr>
-      <w:r>
-        <w:rPr>
-          <w:rFonts w:ascii="Consolas" w:eastAsiaTheme="minorHAnsi" w:hAnsi="Consolas" w:cs="Consolas"/>
-          <w:color w:val="000000" w:themeColor="text1"/>
-          <w:sz w:val="20"/>
-          <w:szCs w:val="20"/>
-          <w:lang w:val="en-US" w:eastAsia="en-US"/>
-        </w:rPr>
-        <w:t>console.log(</w:t>
-      </w:r>
-      <w:proofErr w:type="spellStart"/>
-      <w:proofErr w:type="gramStart"/>
-      <w:r>
-        <w:rPr>
-          <w:rFonts w:ascii="Consolas" w:eastAsiaTheme="minorHAnsi" w:hAnsi="Consolas" w:cs="Consolas"/>
-          <w:color w:val="000000" w:themeColor="text1"/>
-          <w:sz w:val="20"/>
-          <w:szCs w:val="20"/>
-          <w:lang w:val="en-US" w:eastAsia="en-US"/>
-        </w:rPr>
-        <w:t>result.report</w:t>
-      </w:r>
-      <w:proofErr w:type="spellEnd"/>
-      <w:proofErr w:type="gramEnd"/>
-      <w:r>
-        <w:rPr>
-          <w:rFonts w:ascii="Consolas" w:eastAsiaTheme="minorHAnsi" w:hAnsi="Consolas" w:cs="Consolas"/>
-          <w:color w:val="000000" w:themeColor="text1"/>
-          <w:sz w:val="20"/>
-          <w:szCs w:val="20"/>
-          <w:lang w:val="en-US" w:eastAsia="en-US"/>
-        </w:rPr>
-        <w:t>);</w:t>
       </w:r>
     </w:p>
     <w:p>
@@ -10126,13 +10081,7 @@
           <w:rPr>
             <w:rFonts w:ascii="Cambria Math" w:hAnsi="Cambria Math"/>
           </w:rPr>
-          <m:t>=0,</m:t>
-        </m:r>
-        <m:r>
-          <w:rPr>
-            <w:rFonts w:ascii="Cambria Math" w:hAnsi="Cambria Math"/>
-          </w:rPr>
-          <m:t>527</m:t>
+          <m:t>=0,527</m:t>
         </m:r>
       </m:oMath>
       <w:r>
